--- a/constitution-v151.docx
+++ b/constitution-v151.docx
@@ -4548,6 +4548,155 @@
           <w:szCs w:val="22"/>
         </w:rPr>
         <w:t xml:space="preserve">When a House or Senate seat becomes vacant mid-term through death, resignation, expulsion, or recall, the relevant State or Territory determines the replacement process by its own statute — whether by special election, gubernatorial or executive appointment, party nomination, or other mechanism consistent with the democratic principles of this Constitution. the Legislature must by statute define a maximum period within which any vacant federal legislative seat must be filled, ensuring no State or Territory may leave a seat indefinitely vacant and thereby deprive its constituents of representation in the federal legislature. Until that seat is filled, the relevant chamber continues to operate and vote; all supermajority and majority thresholds are calculated against the full constitutional membership, not the reduced seated membership. In the absence of a statute under this section, no federal legislative seat may remain vacant beyond one full legislative session from the date the vacancy arose. The Electoral Commission must initiate the filling process no later than the first day of the session following the vacancy if no statute has been enacted.</w:t>
+      </w:r>
+    </w:p>
+    <w:p>
+      <w:pPr>
+        <w:pBdr>
+          <w:bottom w:val="single" w:color="7A7060" w:sz="2" w:space="4"/>
+        </w:pBdr>
+        <w:spacing w:after="60" w:before="280"/>
+      </w:pPr>
+      <w:r>
+        <w:rPr>
+          <w:rFonts w:ascii="Times New Roman" w:cs="Times New Roman" w:eastAsia="Times New Roman" w:hAnsi="Times New Roman"/>
+          <w:b/>
+          <w:bCs/>
+          <w:color w:val="1B2A4A"/>
+          <w:sz w:val="23"/>
+          <w:szCs w:val="23"/>
+        </w:rPr>
+        <w:t xml:space="preserve">Section 3.7 — Statutory Independent Agencies</w:t>
+      </w:r>
+    </w:p>
+    <w:p>
+      <w:pPr>
+        <w:spacing w:after="60" w:before="60" w:line="280" w:lineRule="auto"/>
+        <w:jc w:val="both"/>
+      </w:pPr>
+      <w:r>
+        <w:rPr>
+          <w:rFonts w:ascii="Times New Roman" w:cs="Times New Roman" w:eastAsia="Times New Roman" w:hAnsi="Times New Roman"/>
+          <w:b/>
+          <w:bCs/>
+          <w:color w:val="1B2A4A"/>
+          <w:sz w:val="22"/>
+          <w:szCs w:val="22"/>
+        </w:rPr>
+        <w:t xml:space="preserve">3.7.a Authorization: </w:t>
+      </w:r>
+      <w:r>
+        <w:rPr>
+          <w:rFonts w:ascii="Times New Roman" w:cs="Times New Roman" w:eastAsia="Times New Roman" w:hAnsi="Times New Roman"/>
+          <w:color w:val="000000"/>
+          <w:sz w:val="22"/>
+          <w:szCs w:val="22"/>
+        </w:rPr>
+        <w:t xml:space="preserve">The Legislature may by statute establish independent agencies exercising regulatory, prosecutorial, or other executive functions and designate their directors as statutory independent officers. A director’s term may not exceed eight years per appointment. The enabling statute governs all other terms of service.</w:t>
+      </w:r>
+    </w:p>
+    <w:p>
+      <w:pPr>
+        <w:spacing w:after="60" w:before="60" w:line="280" w:lineRule="auto"/>
+        <w:jc w:val="both"/>
+      </w:pPr>
+      <w:r>
+        <w:rPr>
+          <w:rFonts w:ascii="Times New Roman" w:cs="Times New Roman" w:eastAsia="Times New Roman" w:hAnsi="Times New Roman"/>
+          <w:b/>
+          <w:bCs/>
+          <w:color w:val="1B2A4A"/>
+          <w:sz w:val="22"/>
+          <w:szCs w:val="22"/>
+        </w:rPr>
+        <w:t xml:space="preserve">3.7.b Appointment: </w:t>
+      </w:r>
+      <w:r>
+        <w:rPr>
+          <w:rFonts w:ascii="Times New Roman" w:cs="Times New Roman" w:eastAsia="Times New Roman" w:hAnsi="Times New Roman"/>
+          <w:color w:val="000000"/>
+          <w:sz w:val="22"/>
+          <w:szCs w:val="22"/>
+        </w:rPr>
+        <w:t xml:space="preserve">A statutory independent officer is nominated by the PM and confirmed by the Senate by simple majority. A nominee not acted upon within 90 days is deemed confirmed. A director who has served more than 18 months without Senate confirmation reverts to standard ministerial appointment.</w:t>
+      </w:r>
+    </w:p>
+    <w:p>
+      <w:pPr>
+        <w:spacing w:after="60" w:before="60" w:line="280" w:lineRule="auto"/>
+        <w:jc w:val="both"/>
+      </w:pPr>
+      <w:r>
+        <w:rPr>
+          <w:rFonts w:ascii="Times New Roman" w:cs="Times New Roman" w:eastAsia="Times New Roman" w:hAnsi="Times New Roman"/>
+          <w:b/>
+          <w:bCs/>
+          <w:color w:val="1B2A4A"/>
+          <w:sz w:val="22"/>
+          <w:szCs w:val="22"/>
+        </w:rPr>
+        <w:t xml:space="preserve">3.7.c Removal: </w:t>
+      </w:r>
+      <w:r>
+        <w:rPr>
+          <w:rFonts w:ascii="Times New Roman" w:cs="Times New Roman" w:eastAsia="Times New Roman" w:hAnsi="Times New Roman"/>
+          <w:color w:val="000000"/>
+          <w:sz w:val="22"/>
+          <w:szCs w:val="22"/>
+        </w:rPr>
+        <w:t xml:space="preserve">The PM may remove a statutory independent officer only on grounds specified in the enabling statute. Removal takes effect upon publication to the NRS of a written statement identifying the statutory ground relied upon. Within 21 days of that publication, the Senate may vote by simple majority to void the removal, in which case the director is reinstated to the full remainder of their term.</w:t>
+      </w:r>
+    </w:p>
+    <w:p>
+      <w:pPr>
+        <w:spacing w:after="60" w:before="60" w:line="280" w:lineRule="auto"/>
+        <w:jc w:val="both"/>
+      </w:pPr>
+      <w:r>
+        <w:rPr>
+          <w:rFonts w:ascii="Times New Roman" w:cs="Times New Roman" w:eastAsia="Times New Roman" w:hAnsi="Times New Roman"/>
+          <w:b/>
+          <w:bCs/>
+          <w:color w:val="1B2A4A"/>
+          <w:sz w:val="22"/>
+          <w:szCs w:val="22"/>
+        </w:rPr>
+        <w:t xml:space="preserve">3.7.d Oversight: </w:t>
+      </w:r>
+      <w:r>
+        <w:rPr>
+          <w:rFonts w:ascii="Times New Roman" w:cs="Times New Roman" w:eastAsia="Times New Roman" w:hAnsi="Times New Roman"/>
+          <w:color w:val="000000"/>
+          <w:sz w:val="22"/>
+          <w:szCs w:val="22"/>
+        </w:rPr>
+        <w:t xml:space="preserve">Each agency established under this section is subject to audit by the Executive Inspectorate with respect to the constitutional conduct of its officers, and by the Legislative Inspectorate with respect to compliance with its enabling statute. Both Inspectorates publish their findings to the NRS. The director shall submit an annual report to the Legislature.</w:t>
+      </w:r>
+    </w:p>
+    <w:p>
+      <w:pPr>
+        <w:spacing w:after="60" w:before="60" w:line="280" w:lineRule="auto"/>
+        <w:jc w:val="both"/>
+      </w:pPr>
+      <w:r>
+        <w:rPr>
+          <w:rFonts w:ascii="Times New Roman" w:cs="Times New Roman" w:eastAsia="Times New Roman" w:hAnsi="Times New Roman"/>
+          <w:b/>
+          <w:bCs/>
+          <w:color w:val="1B2A4A"/>
+          <w:sz w:val="22"/>
+          <w:szCs w:val="22"/>
+        </w:rPr>
+        <w:t xml:space="preserve">3.7.e Limits: </w:t>
+      </w:r>
+      <w:r>
+        <w:rPr>
+          <w:rFonts w:ascii="Times New Roman" w:cs="Times New Roman" w:eastAsia="Times New Roman" w:hAnsi="Times New Roman"/>
+          <w:color w:val="000000"/>
+          <w:sz w:val="22"/>
+          <w:szCs w:val="22"/>
+        </w:rPr>
+        <w:t xml:space="preserve">An agency’s operational independence does not preclude legislative appropriation control, impeachment under §3.5, or Inspectorate referral. No enabling statute may insulate an agency’s officers from criminal liability or constitutional accountability.</w:t>
       </w:r>
     </w:p>
     <w:p>
